--- a/Documentation/informes/Plan_Iteracion_Sprint8_RespiCare.docx
+++ b/Documentation/informes/Plan_Iteracion_Sprint8_RespiCare.docx
@@ -697,6 +697,121 @@
           <w:sz w:val="24"/>
         </w:rPr>
         <w:t>Entregables de otras iteraciones (Sprint 7 y anteriores ya cerrados; Sprint 9 y posteriores aún no iniciados).</w:t>
+      </w:r>
+    </w:p>
+    <w:p>
+      <w:pPr>
+        <w:jc w:val="both"/>
+      </w:pPr>
+      <w:r>
+        <w:rPr>
+          <w:rFonts w:ascii="Times New Roman" w:hAnsi="Times New Roman" w:cs="Times New Roman"/>
+          <w:b/>
+          <w:i w:val="0"/>
+          <w:sz w:val="24"/>
+        </w:rPr>
+        <w:t>Requerimientos Funcionales relacionados</w:t>
+      </w:r>
+      <w:r>
+        <w:rPr>
+          <w:rFonts w:ascii="Times New Roman" w:hAnsi="Times New Roman" w:cs="Times New Roman"/>
+          <w:b w:val="0"/>
+          <w:i w:val="0"/>
+          <w:sz w:val="24"/>
+        </w:rPr>
+        <w:t xml:space="preserve"> (Documentation/trazabilidad/Matriz_Trazabilidad_RespiCare.xlsx):</w:t>
+      </w:r>
+    </w:p>
+    <w:p>
+      <w:pPr>
+        <w:pStyle w:val="ListBullet"/>
+      </w:pPr>
+      <w:r>
+        <w:rPr>
+          <w:rFonts w:ascii="Times New Roman" w:hAnsi="Times New Roman" w:cs="Times New Roman"/>
+          <w:b/>
+          <w:i w:val="0"/>
+          <w:sz w:val="24"/>
+        </w:rPr>
+        <w:t>RF-010</w:t>
+      </w:r>
+      <w:r>
+        <w:rPr>
+          <w:rFonts w:ascii="Times New Roman" w:hAnsi="Times New Roman" w:cs="Times New Roman"/>
+          <w:b w:val="0"/>
+          <w:i w:val="0"/>
+          <w:sz w:val="24"/>
+        </w:rPr>
+        <w:t>: Reportes y estadísticas — extensión</w:t>
+      </w:r>
+    </w:p>
+    <w:p>
+      <w:pPr>
+        <w:pStyle w:val="ListBullet"/>
+      </w:pPr>
+      <w:r>
+        <w:rPr>
+          <w:rFonts w:ascii="Times New Roman" w:hAnsi="Times New Roman" w:cs="Times New Roman"/>
+          <w:b/>
+          <w:i w:val="0"/>
+          <w:sz w:val="24"/>
+        </w:rPr>
+        <w:t>RF-012</w:t>
+      </w:r>
+      <w:r>
+        <w:rPr>
+          <w:rFonts w:ascii="Times New Roman" w:hAnsi="Times New Roman" w:cs="Times New Roman"/>
+          <w:b w:val="0"/>
+          <w:i w:val="0"/>
+          <w:sz w:val="24"/>
+        </w:rPr>
+        <w:t>: Geolocalización de centros de salud — asociado temáticamente — mapas geográficos, precursor de la geolocalización de centros de salud</w:t>
+      </w:r>
+    </w:p>
+    <w:p>
+      <w:pPr>
+        <w:jc w:val="both"/>
+      </w:pPr>
+      <w:r>
+        <w:rPr>
+          <w:rFonts w:ascii="Times New Roman" w:hAnsi="Times New Roman" w:cs="Times New Roman"/>
+          <w:b/>
+          <w:i w:val="0"/>
+          <w:sz w:val="24"/>
+        </w:rPr>
+        <w:t>Requerimientos No Funcionales relacionados</w:t>
+      </w:r>
+      <w:r>
+        <w:rPr>
+          <w:rFonts w:ascii="Times New Roman" w:hAnsi="Times New Roman" w:cs="Times New Roman"/>
+          <w:b w:val="0"/>
+          <w:i w:val="0"/>
+          <w:sz w:val="24"/>
+        </w:rPr>
+        <w:t xml:space="preserve"> (FD03-EPIS-Informe SRS de Proyecto.docx, Cuadro de Requerimientos No Funcionales):</w:t>
+      </w:r>
+    </w:p>
+    <w:p>
+      <w:pPr>
+        <w:pStyle w:val="ListBullet"/>
+      </w:pPr>
+      <w:r>
+        <w:rPr>
+          <w:rFonts w:ascii="Times New Roman" w:hAnsi="Times New Roman" w:cs="Times New Roman"/>
+          <w:b/>
+          <w:i w:val="0"/>
+          <w:sz w:val="24"/>
+        </w:rPr>
+        <w:t>RNF-002</w:t>
+      </w:r>
+      <w:r>
+        <w:rPr>
+          <w:rFonts w:ascii="Times New Roman" w:hAnsi="Times New Roman" w:cs="Times New Roman"/>
+          <w:b w:val="0"/>
+          <w:i w:val="0"/>
+          <w:sz w:val="24"/>
+        </w:rPr>
+        <w:t>: Rendimiento</w:t>
       </w:r>
     </w:p>
     <w:p>
@@ -2771,6 +2886,488 @@
     <w:p/>
     <w:p>
       <w:pPr>
+        <w:jc w:val="both"/>
+      </w:pPr>
+      <w:r>
+        <w:rPr>
+          <w:rFonts w:ascii="Times New Roman" w:hAnsi="Times New Roman" w:cs="Times New Roman"/>
+          <w:b/>
+          <w:i w:val="0"/>
+          <w:sz w:val="24"/>
+        </w:rPr>
+        <w:t>Evidencia de código (extractos reales verificados del repositorio):</w:t>
+      </w:r>
+    </w:p>
+    <w:p>
+      <w:pPr>
+        <w:jc w:val="both"/>
+      </w:pPr>
+      <w:r>
+        <w:rPr>
+          <w:rFonts w:ascii="Times New Roman" w:hAnsi="Times New Roman" w:cs="Times New Roman"/>
+          <w:b w:val="0"/>
+          <w:i/>
+          <w:sz w:val="24"/>
+        </w:rPr>
+        <w:t>Entregable: Reportes geográficos</w:t>
+      </w:r>
+    </w:p>
+    <w:p>
+      <w:pPr>
+        <w:jc w:val="both"/>
+      </w:pPr>
+      <w:r>
+        <w:rPr>
+          <w:rFonts w:ascii="Consolas" w:hAnsi="Consolas" w:cs="Consolas"/>
+          <w:b w:val="0"/>
+          <w:i w:val="0"/>
+          <w:sz w:val="18"/>
+        </w:rPr>
+        <w:t>backend/src/services/epidemiologicalService.ts</w:t>
+      </w:r>
+      <w:r>
+        <w:rPr>
+          <w:rFonts w:ascii="Times New Roman" w:hAnsi="Times New Roman" w:cs="Times New Roman"/>
+          <w:b w:val="0"/>
+          <w:i w:val="0"/>
+          <w:sz w:val="24"/>
+        </w:rPr>
+        <w:t xml:space="preserve"> (líneas 115-133):</w:t>
+      </w:r>
+    </w:p>
+    <w:p>
+      <w:pPr>
+        <w:spacing w:after="0" w:before="0"/>
+      </w:pPr>
+      <w:r>
+        <w:rPr>
+          <w:rFonts w:ascii="Consolas" w:hAnsi="Consolas" w:cs="Consolas"/>
+          <w:b w:val="0"/>
+          <w:i w:val="0"/>
+          <w:sz w:val="18"/>
+        </w:rPr>
+        <w:t>async predictOutbreaks(</w:t>
+      </w:r>
+    </w:p>
+    <w:p>
+      <w:pPr>
+        <w:spacing w:after="0" w:before="0"/>
+      </w:pPr>
+      <w:r>
+        <w:rPr>
+          <w:rFonts w:ascii="Consolas" w:hAnsi="Consolas" w:cs="Consolas"/>
+          <w:b w:val="0"/>
+          <w:i w:val="0"/>
+          <w:sz w:val="18"/>
+        </w:rPr>
+        <w:t xml:space="preserve">  options: OutbreakPredictionOptions = {},</w:t>
+      </w:r>
+    </w:p>
+    <w:p>
+      <w:pPr>
+        <w:spacing w:after="0" w:before="0"/>
+      </w:pPr>
+      <w:r>
+        <w:rPr>
+          <w:rFonts w:ascii="Consolas" w:hAnsi="Consolas" w:cs="Consolas"/>
+          <w:b w:val="0"/>
+          <w:i w:val="0"/>
+          <w:sz w:val="18"/>
+        </w:rPr>
+        <w:t>): Promise&lt;OutbreakPrediction[]&gt; {</w:t>
+      </w:r>
+    </w:p>
+    <w:p>
+      <w:pPr>
+        <w:spacing w:after="0" w:before="0"/>
+      </w:pPr>
+      <w:r>
+        <w:rPr>
+          <w:rFonts w:ascii="Consolas" w:hAnsi="Consolas" w:cs="Consolas"/>
+          <w:b w:val="0"/>
+          <w:i w:val="0"/>
+          <w:sz w:val="18"/>
+        </w:rPr>
+        <w:t xml:space="preserve">  const {</w:t>
+      </w:r>
+    </w:p>
+    <w:p>
+      <w:pPr>
+        <w:spacing w:after="0" w:before="0"/>
+      </w:pPr>
+      <w:r>
+        <w:rPr>
+          <w:rFonts w:ascii="Consolas" w:hAnsi="Consolas" w:cs="Consolas"/>
+          <w:b w:val="0"/>
+          <w:i w:val="0"/>
+          <w:sz w:val="18"/>
+        </w:rPr>
+        <w:t xml:space="preserve">    recentWindowDays = 7,</w:t>
+      </w:r>
+    </w:p>
+    <w:p>
+      <w:pPr>
+        <w:spacing w:after="0" w:before="0"/>
+      </w:pPr>
+      <w:r>
+        <w:rPr>
+          <w:rFonts w:ascii="Consolas" w:hAnsi="Consolas" w:cs="Consolas"/>
+          <w:b w:val="0"/>
+          <w:i w:val="0"/>
+          <w:sz w:val="18"/>
+        </w:rPr>
+        <w:t xml:space="preserve">    baselineWindowDays = 21,</w:t>
+      </w:r>
+    </w:p>
+    <w:p>
+      <w:pPr>
+        <w:spacing w:after="0" w:before="0"/>
+      </w:pPr>
+      <w:r>
+        <w:rPr>
+          <w:rFonts w:ascii="Consolas" w:hAnsi="Consolas" w:cs="Consolas"/>
+          <w:b w:val="0"/>
+          <w:i w:val="0"/>
+          <w:sz w:val="18"/>
+        </w:rPr>
+        <w:t xml:space="preserve">    growthThreshold = 0.35,</w:t>
+      </w:r>
+    </w:p>
+    <w:p>
+      <w:pPr>
+        <w:spacing w:after="0" w:before="0"/>
+      </w:pPr>
+      <w:r>
+        <w:rPr>
+          <w:rFonts w:ascii="Consolas" w:hAnsi="Consolas" w:cs="Consolas"/>
+          <w:b w:val="0"/>
+          <w:i w:val="0"/>
+          <w:sz w:val="18"/>
+        </w:rPr>
+        <w:t xml:space="preserve">    minCases = 10,</w:t>
+      </w:r>
+    </w:p>
+    <w:p>
+      <w:pPr>
+        <w:spacing w:after="0" w:before="0"/>
+      </w:pPr>
+      <w:r>
+        <w:rPr>
+          <w:rFonts w:ascii="Consolas" w:hAnsi="Consolas" w:cs="Consolas"/>
+          <w:b w:val="0"/>
+          <w:i w:val="0"/>
+          <w:sz w:val="18"/>
+        </w:rPr>
+        <w:t xml:space="preserve">  } = options;</w:t>
+      </w:r>
+    </w:p>
+    <w:p>
+      <w:pPr>
+        <w:spacing w:after="0" w:before="0"/>
+      </w:pPr>
+      <w:r>
+        <w:rPr>
+          <w:rFonts w:ascii="Consolas" w:hAnsi="Consolas" w:cs="Consolas"/>
+          <w:b w:val="0"/>
+          <w:i w:val="0"/>
+          <w:sz w:val="18"/>
+        </w:rPr>
+        <w:t xml:space="preserve"> </w:t>
+      </w:r>
+    </w:p>
+    <w:p>
+      <w:pPr>
+        <w:spacing w:after="0" w:before="0"/>
+      </w:pPr>
+      <w:r>
+        <w:rPr>
+          <w:rFonts w:ascii="Consolas" w:hAnsi="Consolas" w:cs="Consolas"/>
+          <w:b w:val="0"/>
+          <w:i w:val="0"/>
+          <w:sz w:val="18"/>
+        </w:rPr>
+        <w:t xml:space="preserve">  const now = new Date();</w:t>
+      </w:r>
+    </w:p>
+    <w:p>
+      <w:pPr>
+        <w:spacing w:after="0" w:before="0"/>
+      </w:pPr>
+      <w:r>
+        <w:rPr>
+          <w:rFonts w:ascii="Consolas" w:hAnsi="Consolas" w:cs="Consolas"/>
+          <w:b w:val="0"/>
+          <w:i w:val="0"/>
+          <w:sz w:val="18"/>
+        </w:rPr>
+        <w:t xml:space="preserve">  const recentStart = new Date(now.getTime() - recentWindowDays * 24 * 60 * 60 * 1000);</w:t>
+      </w:r>
+    </w:p>
+    <w:p>
+      <w:pPr>
+        <w:spacing w:after="0" w:before="0"/>
+      </w:pPr>
+      <w:r>
+        <w:rPr>
+          <w:rFonts w:ascii="Consolas" w:hAnsi="Consolas" w:cs="Consolas"/>
+          <w:b w:val="0"/>
+          <w:i w:val="0"/>
+          <w:sz w:val="18"/>
+        </w:rPr>
+        <w:t xml:space="preserve">  const baselineStart = new Date(</w:t>
+      </w:r>
+    </w:p>
+    <w:p>
+      <w:pPr>
+        <w:spacing w:after="0" w:before="0"/>
+      </w:pPr>
+      <w:r>
+        <w:rPr>
+          <w:rFonts w:ascii="Consolas" w:hAnsi="Consolas" w:cs="Consolas"/>
+          <w:b w:val="0"/>
+          <w:i w:val="0"/>
+          <w:sz w:val="18"/>
+        </w:rPr>
+        <w:t xml:space="preserve">    recentStart.getTime() - baselineWindowDays * 24 * 60 * 60 * 1000,</w:t>
+      </w:r>
+    </w:p>
+    <w:p>
+      <w:pPr>
+        <w:spacing w:after="0" w:before="0"/>
+      </w:pPr>
+      <w:r>
+        <w:rPr>
+          <w:rFonts w:ascii="Consolas" w:hAnsi="Consolas" w:cs="Consolas"/>
+          <w:b w:val="0"/>
+          <w:i w:val="0"/>
+          <w:sz w:val="18"/>
+        </w:rPr>
+        <w:t xml:space="preserve">  );</w:t>
+      </w:r>
+    </w:p>
+    <w:p>
+      <w:pPr>
+        <w:spacing w:after="0" w:before="0"/>
+      </w:pPr>
+      <w:r>
+        <w:rPr>
+          <w:rFonts w:ascii="Consolas" w:hAnsi="Consolas" w:cs="Consolas"/>
+          <w:b w:val="0"/>
+          <w:i w:val="0"/>
+          <w:sz w:val="18"/>
+        </w:rPr>
+        <w:t xml:space="preserve"> </w:t>
+      </w:r>
+    </w:p>
+    <w:p>
+      <w:pPr>
+        <w:spacing w:after="0" w:before="0"/>
+      </w:pPr>
+      <w:r>
+        <w:rPr>
+          <w:rFonts w:ascii="Consolas" w:hAnsi="Consolas" w:cs="Consolas"/>
+          <w:b w:val="0"/>
+          <w:i w:val="0"/>
+          <w:sz w:val="18"/>
+        </w:rPr>
+        <w:t xml:space="preserve">  try {</w:t>
+      </w:r>
+    </w:p>
+    <w:p>
+      <w:pPr>
+        <w:spacing w:after="0" w:before="0"/>
+      </w:pPr>
+      <w:r>
+        <w:rPr>
+          <w:rFonts w:ascii="Consolas" w:hAnsi="Consolas" w:cs="Consolas"/>
+          <w:b w:val="0"/>
+          <w:i w:val="0"/>
+          <w:sz w:val="18"/>
+        </w:rPr>
+        <w:t xml:space="preserve">    const aggregation = await SymptomReportModel.aggregate([</w:t>
+      </w:r>
+    </w:p>
+    <w:p>
+      <w:pPr>
+        <w:spacing w:after="0" w:before="0"/>
+      </w:pPr>
+      <w:r>
+        <w:rPr>
+          <w:rFonts w:ascii="Consolas" w:hAnsi="Consolas" w:cs="Consolas"/>
+          <w:b w:val="0"/>
+          <w:i w:val="0"/>
+          <w:sz w:val="18"/>
+        </w:rPr>
+        <w:t xml:space="preserve">      { $match: { createdAt: { $gte: baselineStart } } },</w:t>
+      </w:r>
+    </w:p>
+    <w:p/>
+    <w:p>
+      <w:pPr>
+        <w:jc w:val="both"/>
+      </w:pPr>
+      <w:r>
+        <w:rPr>
+          <w:rFonts w:ascii="Times New Roman" w:hAnsi="Times New Roman" w:cs="Times New Roman"/>
+          <w:b w:val="0"/>
+          <w:i/>
+          <w:sz w:val="24"/>
+        </w:rPr>
+        <w:t>Entregable: Dashboard completo / visualizaciones interactivas</w:t>
+      </w:r>
+    </w:p>
+    <w:p>
+      <w:pPr>
+        <w:jc w:val="both"/>
+      </w:pPr>
+      <w:r>
+        <w:rPr>
+          <w:rFonts w:ascii="Consolas" w:hAnsi="Consolas" w:cs="Consolas"/>
+          <w:b w:val="0"/>
+          <w:i w:val="0"/>
+          <w:sz w:val="18"/>
+        </w:rPr>
+        <w:t>web/src/components/AnalyticsDashboard.js</w:t>
+      </w:r>
+      <w:r>
+        <w:rPr>
+          <w:rFonts w:ascii="Times New Roman" w:hAnsi="Times New Roman" w:cs="Times New Roman"/>
+          <w:b w:val="0"/>
+          <w:i w:val="0"/>
+          <w:sz w:val="24"/>
+        </w:rPr>
+        <w:t xml:space="preserve"> (líneas 20-28):</w:t>
+      </w:r>
+    </w:p>
+    <w:p>
+      <w:pPr>
+        <w:spacing w:after="0" w:before="0"/>
+      </w:pPr>
+      <w:r>
+        <w:rPr>
+          <w:rFonts w:ascii="Consolas" w:hAnsi="Consolas" w:cs="Consolas"/>
+          <w:b w:val="0"/>
+          <w:i w:val="0"/>
+          <w:sz w:val="18"/>
+        </w:rPr>
+        <w:t>function AnalyticsDashboard() {</w:t>
+      </w:r>
+    </w:p>
+    <w:p>
+      <w:pPr>
+        <w:spacing w:after="0" w:before="0"/>
+      </w:pPr>
+      <w:r>
+        <w:rPr>
+          <w:rFonts w:ascii="Consolas" w:hAnsi="Consolas" w:cs="Consolas"/>
+          <w:b w:val="0"/>
+          <w:i w:val="0"/>
+          <w:sz w:val="18"/>
+        </w:rPr>
+        <w:t xml:space="preserve">  const [dashboardData, setDashboardData] = useState(null);</w:t>
+      </w:r>
+    </w:p>
+    <w:p>
+      <w:pPr>
+        <w:spacing w:after="0" w:before="0"/>
+      </w:pPr>
+      <w:r>
+        <w:rPr>
+          <w:rFonts w:ascii="Consolas" w:hAnsi="Consolas" w:cs="Consolas"/>
+          <w:b w:val="0"/>
+          <w:i w:val="0"/>
+          <w:sz w:val="18"/>
+        </w:rPr>
+        <w:t xml:space="preserve">  const [loading, setLoading] = useState(true);</w:t>
+      </w:r>
+    </w:p>
+    <w:p>
+      <w:pPr>
+        <w:spacing w:after="0" w:before="0"/>
+      </w:pPr>
+      <w:r>
+        <w:rPr>
+          <w:rFonts w:ascii="Consolas" w:hAnsi="Consolas" w:cs="Consolas"/>
+          <w:b w:val="0"/>
+          <w:i w:val="0"/>
+          <w:sz w:val="18"/>
+        </w:rPr>
+        <w:t xml:space="preserve">  const [error, setError] = useState(null);</w:t>
+      </w:r>
+    </w:p>
+    <w:p>
+      <w:pPr>
+        <w:spacing w:after="0" w:before="0"/>
+      </w:pPr>
+      <w:r>
+        <w:rPr>
+          <w:rFonts w:ascii="Consolas" w:hAnsi="Consolas" w:cs="Consolas"/>
+          <w:b w:val="0"/>
+          <w:i w:val="0"/>
+          <w:sz w:val="18"/>
+        </w:rPr>
+        <w:t xml:space="preserve">  const [lastUpdated, setLastUpdated] = useState(null);</w:t>
+      </w:r>
+    </w:p>
+    <w:p>
+      <w:pPr>
+        <w:spacing w:after="0" w:before="0"/>
+      </w:pPr>
+      <w:r>
+        <w:rPr>
+          <w:rFonts w:ascii="Consolas" w:hAnsi="Consolas" w:cs="Consolas"/>
+          <w:b w:val="0"/>
+          <w:i w:val="0"/>
+          <w:sz w:val="18"/>
+        </w:rPr>
+        <w:t xml:space="preserve"> </w:t>
+      </w:r>
+    </w:p>
+    <w:p>
+      <w:pPr>
+        <w:spacing w:after="0" w:before="0"/>
+      </w:pPr>
+      <w:r>
+        <w:rPr>
+          <w:rFonts w:ascii="Consolas" w:hAnsi="Consolas" w:cs="Consolas"/>
+          <w:b w:val="0"/>
+          <w:i w:val="0"/>
+          <w:sz w:val="18"/>
+        </w:rPr>
+        <w:t xml:space="preserve">  const [mlMetrics, setMlMetrics] = useState(null);</w:t>
+      </w:r>
+    </w:p>
+    <w:p>
+      <w:pPr>
+        <w:spacing w:after="0" w:before="0"/>
+      </w:pPr>
+      <w:r>
+        <w:rPr>
+          <w:rFonts w:ascii="Consolas" w:hAnsi="Consolas" w:cs="Consolas"/>
+          <w:b w:val="0"/>
+          <w:i w:val="0"/>
+          <w:sz w:val="18"/>
+        </w:rPr>
+        <w:t xml:space="preserve">  const [mlError, setMlError] = useState(null);</w:t>
+      </w:r>
+    </w:p>
+    <w:p>
+      <w:pPr>
+        <w:spacing w:after="0" w:before="0"/>
+      </w:pPr>
+      <w:r>
+        <w:rPr>
+          <w:rFonts w:ascii="Consolas" w:hAnsi="Consolas" w:cs="Consolas"/>
+          <w:b w:val="0"/>
+          <w:i w:val="0"/>
+          <w:sz w:val="18"/>
+        </w:rPr>
+        <w:t xml:space="preserve">  const [mlExperiments, setMlExperiments] = useState([]);</w:t>
+      </w:r>
+    </w:p>
+    <w:p/>
+    <w:p>
+      <w:pPr>
         <w:spacing w:before="240" w:after="120"/>
       </w:pPr>
       <w:r>
